--- a/2 семестр/РОССИЯ/ЛР 1/ППиМИИ ЛР 1.docx
+++ b/2 семестр/РОССИЯ/ЛР 1/ППиМИИ ЛР 1.docx
@@ -142,6 +142,24 @@
       </w:r>
       <w:r>
         <w:t>JAVASCRIPT</w:t>
+      </w:r>
+    </w:p>
+    <w:p>
+      <w:pPr>
+        <w:ind w:firstLine="0"/>
+        <w:jc w:val="center"/>
+      </w:pPr>
+      <w:r>
+        <w:t>по дисциплине</w:t>
+      </w:r>
+    </w:p>
+    <w:p>
+      <w:pPr>
+        <w:ind w:firstLine="0"/>
+        <w:jc w:val="center"/>
+      </w:pPr>
+      <w:r>
+        <w:t>«Парадигмы программирования и методы искусственного интеллекта»</w:t>
       </w:r>
     </w:p>
     <w:p>
@@ -192,6 +210,7 @@
         <w:autoSpaceDN w:val="0"/>
         <w:adjustRightInd w:val="0"/>
         <w:spacing w:line="240" w:lineRule="auto"/>
+        <w:ind w:firstLine="0"/>
         <w:rPr>
           <w:rFonts w:cs="Times New Roman"/>
           <w:bCs/>
@@ -249,22 +268,6 @@
     </w:p>
     <w:p>
       <w:pPr>
-        <w:tabs>
-          <w:tab w:val="left" w:pos="-851"/>
-        </w:tabs>
-        <w:autoSpaceDE w:val="0"/>
-        <w:autoSpaceDN w:val="0"/>
-        <w:adjustRightInd w:val="0"/>
-        <w:spacing w:line="240" w:lineRule="auto"/>
-        <w:rPr>
-          <w:rFonts w:cs="Times New Roman"/>
-          <w:bCs/>
-          <w:szCs w:val="28"/>
-        </w:rPr>
-      </w:pPr>
-    </w:p>
-    <w:p>
-      <w:pPr>
         <w:ind w:firstLine="0"/>
         <w:jc w:val="right"/>
       </w:pPr>
@@ -319,8 +322,11 @@
     </w:p>
     <w:p/>
     <w:p/>
-    <w:p/>
-    <w:p/>
+    <w:p>
+      <w:pPr>
+        <w:ind w:firstLine="0"/>
+      </w:pPr>
+    </w:p>
     <w:p>
       <w:pPr>
         <w:ind w:firstLine="0"/>
@@ -387,7 +393,7 @@
         </w:numPr>
       </w:pPr>
       <w:r>
-        <w:t>ЗАДАНИЕ</w:t>
+        <w:t>ПОСТАНОВКА ЗАДАЧИ</w:t>
       </w:r>
     </w:p>
     <w:p>
@@ -521,7 +527,7 @@
         </w:numPr>
       </w:pPr>
       <w:r>
-        <w:t>ХОД РАБОТЫ</w:t>
+        <w:t>РЕЗУЛЬТАТЫ ВЫПОЛНЕНИЯ РАБОТЫ</w:t>
       </w:r>
     </w:p>
     <w:p>
@@ -632,133 +638,169 @@
       <w:pPr>
         <w:pStyle w:val="af"/>
         <w:rPr>
-          <w:lang w:val="en-US"/>
-        </w:rPr>
-      </w:pPr>
-      <w:r>
-        <w:t xml:space="preserve">// Одномерный массив </w:t>
-      </w:r>
-      <w:r>
-        <w:rPr>
-          <w:lang w:val="en-US"/>
-        </w:rPr>
-        <w:t>(</w:t>
-      </w:r>
-      <w:r>
-        <w:t>10 элементов</w:t>
-      </w:r>
-      <w:r>
-        <w:rPr>
-          <w:lang w:val="en-US"/>
-        </w:rPr>
-        <w:t>)</w:t>
+          <w:noProof/>
+        </w:rPr>
+      </w:pPr>
+      <w:r>
+        <w:rPr>
+          <w:noProof/>
+        </w:rPr>
+        <w:t xml:space="preserve">// </w:t>
+      </w:r>
+      <w:r>
+        <w:rPr>
+          <w:noProof/>
+        </w:rPr>
+        <w:t>Сумма</w:t>
+      </w:r>
+      <w:r>
+        <w:rPr>
+          <w:noProof/>
+        </w:rPr>
+        <w:t xml:space="preserve"> </w:t>
+      </w:r>
+      <w:r>
+        <w:rPr>
+          <w:noProof/>
+        </w:rPr>
+        <w:t>элементов</w:t>
+      </w:r>
+      <w:r>
+        <w:rPr>
+          <w:noProof/>
+        </w:rPr>
+        <w:t xml:space="preserve"> </w:t>
+      </w:r>
+      <w:r>
+        <w:rPr>
+          <w:noProof/>
+        </w:rPr>
+        <w:t>массива</w:t>
       </w:r>
     </w:p>
     <w:p>
       <w:pPr>
         <w:pStyle w:val="af"/>
         <w:rPr>
-          <w:lang w:val="en-US"/>
-        </w:rPr>
-      </w:pPr>
-      <w:r>
-        <w:rPr>
-          <w:lang w:val="en-US"/>
-        </w:rPr>
-        <w:t>let</w:t>
-      </w:r>
-      <w:r>
-        <w:rPr>
-          <w:lang w:val="en-US"/>
-        </w:rPr>
-        <w:t xml:space="preserve"> </w:t>
-      </w:r>
-      <w:proofErr w:type="spellStart"/>
-      <w:r>
-        <w:rPr>
-          <w:lang w:val="en-US"/>
-        </w:rPr>
-        <w:t>arr</w:t>
-      </w:r>
-      <w:proofErr w:type="spellEnd"/>
-      <w:r>
-        <w:rPr>
-          <w:lang w:val="en-US"/>
-        </w:rPr>
-        <w:t xml:space="preserve"> = </w:t>
+          <w:noProof/>
+          <w:lang w:val="en-US"/>
+        </w:rPr>
+      </w:pPr>
+      <w:r>
+        <w:rPr>
+          <w:noProof/>
+          <w:lang w:val="en-US"/>
+        </w:rPr>
+        <w:t xml:space="preserve">function </w:t>
       </w:r>
       <w:r>
         <w:rPr>
           <w:b/>
           <w:bCs/>
-          <w:lang w:val="en-US"/>
-        </w:rPr>
-        <w:t>[</w:t>
-      </w:r>
-      <w:r>
-        <w:rPr>
-          <w:lang w:val="en-US"/>
-        </w:rPr>
-        <w:t>5</w:t>
-      </w:r>
-      <w:r>
-        <w:rPr>
-          <w:lang w:val="en-US"/>
-        </w:rPr>
-        <w:t>5</w:t>
-      </w:r>
-      <w:r>
-        <w:rPr>
-          <w:lang w:val="en-US"/>
-        </w:rPr>
-        <w:t>, 8</w:t>
-      </w:r>
-      <w:r>
-        <w:rPr>
-          <w:lang w:val="en-US"/>
-        </w:rPr>
-        <w:t>1</w:t>
-      </w:r>
-      <w:r>
-        <w:rPr>
-          <w:lang w:val="en-US"/>
-        </w:rPr>
-        <w:t>, -3</w:t>
-      </w:r>
-      <w:r>
-        <w:rPr>
-          <w:lang w:val="en-US"/>
-        </w:rPr>
-        <w:t>4</w:t>
-      </w:r>
-      <w:r>
-        <w:rPr>
-          <w:lang w:val="en-US"/>
-        </w:rPr>
-        <w:t xml:space="preserve">, 12, 7, 0, 4, </w:t>
-      </w:r>
-      <w:r>
-        <w:rPr>
-          <w:lang w:val="en-US"/>
-        </w:rPr>
-        <w:t>2003</w:t>
-      </w:r>
-      <w:r>
-        <w:rPr>
-          <w:lang w:val="en-US"/>
-        </w:rPr>
-        <w:t>, -2, 6</w:t>
+          <w:noProof/>
+          <w:lang w:val="en-US"/>
+        </w:rPr>
+        <w:t>sumArray</w:t>
+      </w:r>
+      <w:r>
+        <w:rPr>
+          <w:noProof/>
+          <w:lang w:val="en-US"/>
+        </w:rPr>
+        <w:t>(array) {</w:t>
+      </w:r>
+    </w:p>
+    <w:p>
+      <w:pPr>
+        <w:pStyle w:val="af"/>
+        <w:rPr>
+          <w:noProof/>
+          <w:lang w:val="en-US"/>
+        </w:rPr>
+      </w:pPr>
+      <w:r>
+        <w:rPr>
+          <w:noProof/>
+          <w:lang w:val="en-US"/>
+        </w:rPr>
+        <w:t>    let sum = 0;</w:t>
+      </w:r>
+    </w:p>
+    <w:p>
+      <w:pPr>
+        <w:pStyle w:val="af"/>
+        <w:rPr>
+          <w:noProof/>
+          <w:lang w:val="en-US"/>
+        </w:rPr>
+      </w:pPr>
+      <w:r>
+        <w:rPr>
+          <w:noProof/>
+          <w:lang w:val="en-US"/>
+        </w:rPr>
+        <w:t>    for (let i = 0; i &lt; array.length; i++) {</w:t>
+      </w:r>
+    </w:p>
+    <w:p>
+      <w:pPr>
+        <w:pStyle w:val="af"/>
+        <w:rPr>
+          <w:noProof/>
+          <w:lang w:val="en-US"/>
+        </w:rPr>
+      </w:pPr>
+      <w:r>
+        <w:rPr>
+          <w:noProof/>
+          <w:lang w:val="en-US"/>
+        </w:rPr>
+        <w:t>        sum += array[i];</w:t>
+      </w:r>
+    </w:p>
+    <w:p>
+      <w:pPr>
+        <w:pStyle w:val="af"/>
+        <w:rPr>
+          <w:noProof/>
+          <w:lang w:val="en-US"/>
+        </w:rPr>
+      </w:pPr>
+      <w:r>
+        <w:rPr>
+          <w:noProof/>
+          <w:lang w:val="en-US"/>
+        </w:rPr>
+        <w:t>    }</w:t>
+      </w:r>
+    </w:p>
+    <w:p>
+      <w:pPr>
+        <w:pStyle w:val="af"/>
+        <w:rPr>
+          <w:noProof/>
+          <w:lang w:val="en-US"/>
+        </w:rPr>
+      </w:pPr>
+      <w:r>
+        <w:rPr>
+          <w:noProof/>
+          <w:lang w:val="en-US"/>
+        </w:rPr>
+        <w:t xml:space="preserve">    return </w:t>
       </w:r>
       <w:r>
         <w:rPr>
           <w:b/>
           <w:bCs/>
-          <w:lang w:val="en-US"/>
-        </w:rPr>
-        <w:t>]</w:t>
-      </w:r>
-      <w:r>
-        <w:rPr>
+          <w:noProof/>
+          <w:lang w:val="en-US"/>
+        </w:rPr>
+        <w:t>sum</w:t>
+      </w:r>
+      <w:r>
+        <w:rPr>
+          <w:noProof/>
           <w:lang w:val="en-US"/>
         </w:rPr>
         <w:t>;</w:t>
@@ -768,277 +810,104 @@
       <w:pPr>
         <w:pStyle w:val="af"/>
         <w:rPr>
-          <w:lang w:val="en-US"/>
-        </w:rPr>
-      </w:pPr>
+          <w:noProof/>
+        </w:rPr>
+      </w:pPr>
+      <w:r>
+        <w:rPr>
+          <w:noProof/>
+        </w:rPr>
+        <w:t>}</w:t>
+      </w:r>
     </w:p>
     <w:p>
       <w:pPr>
         <w:pStyle w:val="af"/>
         <w:rPr>
-          <w:lang w:val="en-US"/>
-        </w:rPr>
-      </w:pPr>
-      <w:r>
-        <w:rPr>
-          <w:lang w:val="en-US"/>
-        </w:rPr>
-        <w:t xml:space="preserve">// </w:t>
-      </w:r>
-      <w:proofErr w:type="spellStart"/>
-      <w:r>
-        <w:rPr>
-          <w:lang w:val="en-US"/>
-        </w:rPr>
-        <w:t>Сумма</w:t>
-      </w:r>
-      <w:proofErr w:type="spellEnd"/>
-      <w:r>
-        <w:rPr>
-          <w:lang w:val="en-US"/>
-        </w:rPr>
-        <w:t xml:space="preserve"> </w:t>
-      </w:r>
-      <w:proofErr w:type="spellStart"/>
-      <w:r>
-        <w:rPr>
-          <w:lang w:val="en-US"/>
-        </w:rPr>
-        <w:t>элементов</w:t>
-      </w:r>
-      <w:proofErr w:type="spellEnd"/>
-      <w:r>
-        <w:rPr>
-          <w:lang w:val="en-US"/>
-        </w:rPr>
-        <w:t xml:space="preserve"> </w:t>
-      </w:r>
-      <w:r>
-        <w:t>массива</w:t>
-      </w:r>
+          <w:noProof/>
+        </w:rPr>
+      </w:pPr>
     </w:p>
     <w:p>
       <w:pPr>
         <w:pStyle w:val="af"/>
         <w:rPr>
-          <w:lang w:val="en-US"/>
-        </w:rPr>
-      </w:pPr>
-      <w:r>
-        <w:rPr>
-          <w:lang w:val="en-US"/>
-        </w:rPr>
-        <w:t>let sum = 0;</w:t>
+          <w:noProof/>
+        </w:rPr>
+      </w:pPr>
+      <w:r>
+        <w:rPr>
+          <w:noProof/>
+        </w:rPr>
+        <w:t>// Одномерный массив (10 элементов)</w:t>
       </w:r>
     </w:p>
     <w:p>
       <w:pPr>
         <w:pStyle w:val="af"/>
         <w:rPr>
-          <w:lang w:val="en-US"/>
-        </w:rPr>
-      </w:pPr>
+          <w:noProof/>
+        </w:rPr>
+      </w:pPr>
+      <w:r>
+        <w:rPr>
+          <w:noProof/>
+        </w:rPr>
+        <w:t xml:space="preserve">let </w:t>
+      </w:r>
       <w:r>
         <w:rPr>
           <w:b/>
           <w:bCs/>
-          <w:lang w:val="en-US"/>
-        </w:rPr>
-        <w:t>for</w:t>
-      </w:r>
-      <w:r>
-        <w:rPr>
-          <w:lang w:val="en-US"/>
-        </w:rPr>
-        <w:t xml:space="preserve"> (let </w:t>
-      </w:r>
-      <w:proofErr w:type="spellStart"/>
-      <w:r>
-        <w:rPr>
-          <w:lang w:val="en-US"/>
-        </w:rPr>
-        <w:t>i</w:t>
-      </w:r>
-      <w:proofErr w:type="spellEnd"/>
-      <w:r>
-        <w:rPr>
-          <w:lang w:val="en-US"/>
-        </w:rPr>
-        <w:t xml:space="preserve"> = 0; </w:t>
-      </w:r>
-      <w:proofErr w:type="spellStart"/>
-      <w:r>
-        <w:rPr>
-          <w:lang w:val="en-US"/>
-        </w:rPr>
-        <w:t>i</w:t>
-      </w:r>
-      <w:proofErr w:type="spellEnd"/>
-      <w:r>
-        <w:rPr>
-          <w:lang w:val="en-US"/>
-        </w:rPr>
-        <w:t xml:space="preserve"> &lt; </w:t>
-      </w:r>
-      <w:proofErr w:type="spellStart"/>
-      <w:proofErr w:type="gramStart"/>
-      <w:r>
-        <w:rPr>
-          <w:lang w:val="en-US"/>
-        </w:rPr>
-        <w:t>arr.length</w:t>
-      </w:r>
-      <w:proofErr w:type="spellEnd"/>
-      <w:proofErr w:type="gramEnd"/>
-      <w:r>
-        <w:rPr>
-          <w:lang w:val="en-US"/>
-        </w:rPr>
-        <w:t xml:space="preserve">; </w:t>
-      </w:r>
-      <w:proofErr w:type="spellStart"/>
-      <w:r>
-        <w:rPr>
-          <w:lang w:val="en-US"/>
-        </w:rPr>
-        <w:t>i</w:t>
-      </w:r>
-      <w:proofErr w:type="spellEnd"/>
-      <w:r>
-        <w:rPr>
-          <w:lang w:val="en-US"/>
-        </w:rPr>
-        <w:t>++) {</w:t>
+          <w:noProof/>
+        </w:rPr>
+        <w:t>array</w:t>
+      </w:r>
+      <w:r>
+        <w:rPr>
+          <w:noProof/>
+        </w:rPr>
+        <w:t xml:space="preserve"> = [55, 81, -34, 12, 7, 0, 4, 2003, -2, 6];</w:t>
       </w:r>
     </w:p>
     <w:p>
       <w:pPr>
         <w:pStyle w:val="af"/>
         <w:rPr>
-          <w:lang w:val="en-US"/>
-        </w:rPr>
-      </w:pPr>
-      <w:r>
-        <w:rPr>
-          <w:lang w:val="en-US"/>
-        </w:rPr>
-        <w:t xml:space="preserve">    sum += </w:t>
-      </w:r>
-      <w:proofErr w:type="spellStart"/>
-      <w:r>
-        <w:rPr>
-          <w:lang w:val="en-US"/>
-        </w:rPr>
-        <w:t>arr</w:t>
-      </w:r>
-      <w:proofErr w:type="spellEnd"/>
-      <w:r>
-        <w:rPr>
-          <w:lang w:val="en-US"/>
-        </w:rPr>
-        <w:t>[</w:t>
-      </w:r>
-      <w:proofErr w:type="spellStart"/>
-      <w:r>
-        <w:rPr>
-          <w:lang w:val="en-US"/>
-        </w:rPr>
-        <w:t>i</w:t>
-      </w:r>
-      <w:proofErr w:type="spellEnd"/>
-      <w:r>
-        <w:rPr>
-          <w:lang w:val="en-US"/>
-        </w:rPr>
-        <w:t>];</w:t>
-      </w:r>
+          <w:noProof/>
+        </w:rPr>
+      </w:pPr>
     </w:p>
     <w:p>
       <w:pPr>
         <w:pStyle w:val="af"/>
         <w:rPr>
-          <w:lang w:val="en-US"/>
-        </w:rPr>
-      </w:pPr>
-      <w:r>
-        <w:rPr>
-          <w:lang w:val="en-US"/>
-        </w:rPr>
-        <w:t>}</w:t>
-      </w:r>
-    </w:p>
-    <w:p>
-      <w:pPr>
-        <w:pStyle w:val="af"/>
-        <w:rPr>
-          <w:lang w:val="en-US"/>
-        </w:rPr>
-      </w:pPr>
-    </w:p>
-    <w:p>
-      <w:pPr>
-        <w:pStyle w:val="af"/>
-      </w:pPr>
-      <w:proofErr w:type="gramStart"/>
-      <w:r>
-        <w:rPr>
-          <w:lang w:val="en-US"/>
-        </w:rPr>
-        <w:t>console</w:t>
-      </w:r>
-      <w:r>
-        <w:t>.</w:t>
-      </w:r>
-      <w:r>
-        <w:rPr>
-          <w:lang w:val="en-US"/>
-        </w:rPr>
-        <w:t>log</w:t>
-      </w:r>
-      <w:r>
-        <w:t>(</w:t>
-      </w:r>
-      <w:proofErr w:type="gramEnd"/>
-      <w:r>
-        <w:t>"</w:t>
-      </w:r>
-      <w:r>
-        <w:t>Сумма</w:t>
-      </w:r>
-      <w:r>
-        <w:t xml:space="preserve"> </w:t>
-      </w:r>
-      <w:r>
-        <w:t>элементов</w:t>
-      </w:r>
-      <w:r>
-        <w:t xml:space="preserve"> </w:t>
-      </w:r>
-      <w:r>
-        <w:t>массива</w:t>
-      </w:r>
-      <w:r>
-        <w:t>:</w:t>
-      </w:r>
-      <w:r>
-        <w:t xml:space="preserve"> </w:t>
-      </w:r>
-      <w:r>
-        <w:t xml:space="preserve">", </w:t>
-      </w:r>
-      <w:r>
-        <w:rPr>
-          <w:lang w:val="en-US"/>
-        </w:rPr>
-        <w:t>sum</w:t>
-      </w:r>
-      <w:r>
-        <w:t>);</w:t>
-      </w:r>
-    </w:p>
-    <w:p>
-      <w:pPr>
-        <w:ind w:firstLine="0"/>
+          <w:noProof/>
+        </w:rPr>
+      </w:pPr>
+      <w:r>
+        <w:rPr>
+          <w:noProof/>
+        </w:rPr>
+        <w:t xml:space="preserve">console.log("Сумма элементов массива:", </w:t>
+      </w:r>
+      <w:r>
+        <w:rPr>
+          <w:b/>
+          <w:bCs/>
+          <w:noProof/>
+        </w:rPr>
+        <w:t>sumArray</w:t>
+      </w:r>
+      <w:r>
+        <w:rPr>
+          <w:noProof/>
+        </w:rPr>
+        <w:t>(array));</w:t>
+      </w:r>
+    </w:p>
+    <w:p>
+      <w:pPr>
         <w:rPr>
           <w:noProof/>
         </w:rPr>
@@ -1099,8 +968,8 @@
           <w:noProof/>
         </w:rPr>
         <w:drawing>
-          <wp:inline distT="0" distB="0" distL="0" distR="0" wp14:anchorId="34A805FB" wp14:editId="5FC96870">
-            <wp:extent cx="5283200" cy="720509"/>
+          <wp:inline distT="0" distB="0" distL="0" distR="0" wp14:anchorId="34A805FB" wp14:editId="2AC4FF93">
+            <wp:extent cx="5820245" cy="793750"/>
             <wp:effectExtent l="0" t="0" r="0" b="0"/>
             <wp:docPr id="1231774173" name="Рисунок 1"/>
             <wp:cNvGraphicFramePr>
@@ -1122,7 +991,7 @@
                   <pic:spPr>
                     <a:xfrm>
                       <a:off x="0" y="0"/>
-                      <a:ext cx="5294403" cy="722037"/>
+                      <a:ext cx="5838251" cy="796206"/>
                     </a:xfrm>
                     <a:prstGeom prst="rect">
                       <a:avLst/>
@@ -1176,16 +1045,594 @@
         <w:pStyle w:val="af"/>
       </w:pPr>
       <w:r>
-        <w:t>// Двумерный массив (матрица 4x4 = 16 элементов)</w:t>
+        <w:t>// Удаление из матрицы строк с отрицательными элементами</w:t>
       </w:r>
     </w:p>
     <w:p>
       <w:pPr>
         <w:pStyle w:val="af"/>
+        <w:rPr>
+          <w:lang w:val="en-US"/>
+        </w:rPr>
+      </w:pPr>
+      <w:r>
+        <w:rPr>
+          <w:lang w:val="en-US"/>
+        </w:rPr>
+        <w:t xml:space="preserve">function </w:t>
+      </w:r>
+      <w:proofErr w:type="spellStart"/>
+      <w:r>
         <w:rPr>
           <w:b/>
           <w:bCs/>
-        </w:rPr>
+          <w:lang w:val="en-US"/>
+        </w:rPr>
+        <w:t>filterPositiveRows</w:t>
+      </w:r>
+      <w:proofErr w:type="spellEnd"/>
+      <w:r>
+        <w:rPr>
+          <w:lang w:val="en-US"/>
+        </w:rPr>
+        <w:t>(matrix) {</w:t>
+      </w:r>
+    </w:p>
+    <w:p>
+      <w:pPr>
+        <w:pStyle w:val="af"/>
+        <w:rPr>
+          <w:lang w:val="en-US"/>
+        </w:rPr>
+      </w:pPr>
+      <w:r>
+        <w:rPr>
+          <w:lang w:val="en-US"/>
+        </w:rPr>
+        <w:t xml:space="preserve">    let </w:t>
+      </w:r>
+      <w:proofErr w:type="spellStart"/>
+      <w:r>
+        <w:rPr>
+          <w:lang w:val="en-US"/>
+        </w:rPr>
+        <w:t>positiveMatrix</w:t>
+      </w:r>
+      <w:proofErr w:type="spellEnd"/>
+      <w:r>
+        <w:rPr>
+          <w:lang w:val="en-US"/>
+        </w:rPr>
+        <w:t xml:space="preserve"> = [];</w:t>
+      </w:r>
+    </w:p>
+    <w:p>
+      <w:pPr>
+        <w:pStyle w:val="af"/>
+        <w:rPr>
+          <w:lang w:val="en-US"/>
+        </w:rPr>
+      </w:pPr>
+      <w:r>
+        <w:rPr>
+          <w:lang w:val="en-US"/>
+        </w:rPr>
+        <w:t xml:space="preserve">    for (let </w:t>
+      </w:r>
+      <w:proofErr w:type="spellStart"/>
+      <w:r>
+        <w:rPr>
+          <w:lang w:val="en-US"/>
+        </w:rPr>
+        <w:t>i</w:t>
+      </w:r>
+      <w:proofErr w:type="spellEnd"/>
+      <w:r>
+        <w:rPr>
+          <w:lang w:val="en-US"/>
+        </w:rPr>
+        <w:t xml:space="preserve"> = 0; </w:t>
+      </w:r>
+      <w:proofErr w:type="spellStart"/>
+      <w:r>
+        <w:rPr>
+          <w:lang w:val="en-US"/>
+        </w:rPr>
+        <w:t>i</w:t>
+      </w:r>
+      <w:proofErr w:type="spellEnd"/>
+      <w:r>
+        <w:rPr>
+          <w:lang w:val="en-US"/>
+        </w:rPr>
+        <w:t xml:space="preserve"> &lt; </w:t>
+      </w:r>
+      <w:proofErr w:type="spellStart"/>
+      <w:proofErr w:type="gramStart"/>
+      <w:r>
+        <w:rPr>
+          <w:lang w:val="en-US"/>
+        </w:rPr>
+        <w:t>matrix.length</w:t>
+      </w:r>
+      <w:proofErr w:type="spellEnd"/>
+      <w:proofErr w:type="gramEnd"/>
+      <w:r>
+        <w:rPr>
+          <w:lang w:val="en-US"/>
+        </w:rPr>
+        <w:t xml:space="preserve">; </w:t>
+      </w:r>
+      <w:proofErr w:type="spellStart"/>
+      <w:r>
+        <w:rPr>
+          <w:lang w:val="en-US"/>
+        </w:rPr>
+        <w:t>i</w:t>
+      </w:r>
+      <w:proofErr w:type="spellEnd"/>
+      <w:r>
+        <w:rPr>
+          <w:lang w:val="en-US"/>
+        </w:rPr>
+        <w:t xml:space="preserve">++) </w:t>
+      </w:r>
+      <w:proofErr w:type="gramStart"/>
+      <w:r>
+        <w:rPr>
+          <w:lang w:val="en-US"/>
+        </w:rPr>
+        <w:t>{  </w:t>
+      </w:r>
+      <w:proofErr w:type="gramEnd"/>
+      <w:r>
+        <w:rPr>
+          <w:lang w:val="en-US"/>
+        </w:rPr>
+        <w:t xml:space="preserve"> // </w:t>
+      </w:r>
+      <w:r>
+        <w:t>обход</w:t>
+      </w:r>
+      <w:r>
+        <w:rPr>
+          <w:lang w:val="en-US"/>
+        </w:rPr>
+        <w:t xml:space="preserve"> </w:t>
+      </w:r>
+      <w:r>
+        <w:t>строк</w:t>
+      </w:r>
+    </w:p>
+    <w:p>
+      <w:pPr>
+        <w:pStyle w:val="af"/>
+        <w:rPr>
+          <w:lang w:val="en-US"/>
+        </w:rPr>
+      </w:pPr>
+      <w:r>
+        <w:rPr>
+          <w:lang w:val="en-US"/>
+        </w:rPr>
+        <w:t xml:space="preserve">        let </w:t>
+      </w:r>
+      <w:proofErr w:type="spellStart"/>
+      <w:r>
+        <w:rPr>
+          <w:lang w:val="en-US"/>
+        </w:rPr>
+        <w:t>hasNegative</w:t>
+      </w:r>
+      <w:proofErr w:type="spellEnd"/>
+      <w:r>
+        <w:rPr>
+          <w:lang w:val="en-US"/>
+        </w:rPr>
+        <w:t xml:space="preserve"> = false;</w:t>
+      </w:r>
+    </w:p>
+    <w:p>
+      <w:pPr>
+        <w:pStyle w:val="af"/>
+        <w:rPr>
+          <w:lang w:val="en-US"/>
+        </w:rPr>
+      </w:pPr>
+      <w:r>
+        <w:rPr>
+          <w:lang w:val="en-US"/>
+        </w:rPr>
+        <w:t>        for (let j = 0; j &lt; matrix[</w:t>
+      </w:r>
+      <w:proofErr w:type="spellStart"/>
+      <w:r>
+        <w:rPr>
+          <w:lang w:val="en-US"/>
+        </w:rPr>
+        <w:t>i</w:t>
+      </w:r>
+      <w:proofErr w:type="spellEnd"/>
+      <w:proofErr w:type="gramStart"/>
+      <w:r>
+        <w:rPr>
+          <w:lang w:val="en-US"/>
+        </w:rPr>
+        <w:t>].length</w:t>
+      </w:r>
+      <w:proofErr w:type="gramEnd"/>
+      <w:r>
+        <w:rPr>
+          <w:lang w:val="en-US"/>
+        </w:rPr>
+        <w:t xml:space="preserve">; </w:t>
+      </w:r>
+      <w:proofErr w:type="spellStart"/>
+      <w:r>
+        <w:rPr>
+          <w:lang w:val="en-US"/>
+        </w:rPr>
+        <w:t>j++</w:t>
+      </w:r>
+      <w:proofErr w:type="spellEnd"/>
+      <w:r>
+        <w:rPr>
+          <w:lang w:val="en-US"/>
+        </w:rPr>
+        <w:t xml:space="preserve">) </w:t>
+      </w:r>
+      <w:proofErr w:type="gramStart"/>
+      <w:r>
+        <w:rPr>
+          <w:lang w:val="en-US"/>
+        </w:rPr>
+        <w:t>{  </w:t>
+      </w:r>
+      <w:proofErr w:type="gramEnd"/>
+      <w:r>
+        <w:rPr>
+          <w:lang w:val="en-US"/>
+        </w:rPr>
+        <w:t xml:space="preserve">  // </w:t>
+      </w:r>
+      <w:r>
+        <w:t>обход</w:t>
+      </w:r>
+      <w:r>
+        <w:rPr>
+          <w:lang w:val="en-US"/>
+        </w:rPr>
+        <w:t xml:space="preserve"> </w:t>
+      </w:r>
+      <w:r>
+        <w:t>элементов</w:t>
+      </w:r>
+      <w:r>
+        <w:rPr>
+          <w:lang w:val="en-US"/>
+        </w:rPr>
+        <w:t xml:space="preserve"> </w:t>
+      </w:r>
+      <w:r>
+        <w:t>строки</w:t>
+      </w:r>
+    </w:p>
+    <w:p>
+      <w:pPr>
+        <w:pStyle w:val="af"/>
+        <w:rPr>
+          <w:lang w:val="en-US"/>
+        </w:rPr>
+      </w:pPr>
+      <w:r>
+        <w:rPr>
+          <w:lang w:val="en-US"/>
+        </w:rPr>
+        <w:t>            if (matrix[</w:t>
+      </w:r>
+      <w:proofErr w:type="spellStart"/>
+      <w:r>
+        <w:rPr>
+          <w:lang w:val="en-US"/>
+        </w:rPr>
+        <w:t>i</w:t>
+      </w:r>
+      <w:proofErr w:type="spellEnd"/>
+      <w:r>
+        <w:rPr>
+          <w:lang w:val="en-US"/>
+        </w:rPr>
+        <w:t>][j] &lt; 0) {</w:t>
+      </w:r>
+    </w:p>
+    <w:p>
+      <w:pPr>
+        <w:pStyle w:val="af"/>
+        <w:rPr>
+          <w:lang w:val="en-US"/>
+        </w:rPr>
+      </w:pPr>
+      <w:r>
+        <w:rPr>
+          <w:lang w:val="en-US"/>
+        </w:rPr>
+        <w:t xml:space="preserve">                </w:t>
+      </w:r>
+      <w:proofErr w:type="spellStart"/>
+      <w:r>
+        <w:rPr>
+          <w:lang w:val="en-US"/>
+        </w:rPr>
+        <w:t>hasNegative</w:t>
+      </w:r>
+      <w:proofErr w:type="spellEnd"/>
+      <w:r>
+        <w:rPr>
+          <w:lang w:val="en-US"/>
+        </w:rPr>
+        <w:t xml:space="preserve"> = true;</w:t>
+      </w:r>
+    </w:p>
+    <w:p>
+      <w:pPr>
+        <w:pStyle w:val="af"/>
+        <w:rPr>
+          <w:lang w:val="en-US"/>
+        </w:rPr>
+      </w:pPr>
+      <w:r>
+        <w:rPr>
+          <w:lang w:val="en-US"/>
+        </w:rPr>
+        <w:lastRenderedPageBreak/>
+        <w:t>                break;</w:t>
+      </w:r>
+    </w:p>
+    <w:p>
+      <w:pPr>
+        <w:pStyle w:val="af"/>
+        <w:rPr>
+          <w:lang w:val="en-US"/>
+        </w:rPr>
+      </w:pPr>
+      <w:r>
+        <w:rPr>
+          <w:lang w:val="en-US"/>
+        </w:rPr>
+        <w:t>            }</w:t>
+      </w:r>
+    </w:p>
+    <w:p>
+      <w:pPr>
+        <w:pStyle w:val="af"/>
+        <w:rPr>
+          <w:lang w:val="en-US"/>
+        </w:rPr>
+      </w:pPr>
+      <w:r>
+        <w:rPr>
+          <w:lang w:val="en-US"/>
+        </w:rPr>
+        <w:t>        }</w:t>
+      </w:r>
+    </w:p>
+    <w:p>
+      <w:pPr>
+        <w:pStyle w:val="af"/>
+        <w:rPr>
+          <w:lang w:val="en-US"/>
+        </w:rPr>
+      </w:pPr>
+      <w:r>
+        <w:rPr>
+          <w:lang w:val="en-US"/>
+        </w:rPr>
+        <w:t xml:space="preserve">        if </w:t>
+      </w:r>
+      <w:proofErr w:type="gramStart"/>
+      <w:r>
+        <w:rPr>
+          <w:lang w:val="en-US"/>
+        </w:rPr>
+        <w:t>(!</w:t>
+      </w:r>
+      <w:proofErr w:type="spellStart"/>
+      <w:r>
+        <w:rPr>
+          <w:lang w:val="en-US"/>
+        </w:rPr>
+        <w:t>hasNegative</w:t>
+      </w:r>
+      <w:proofErr w:type="spellEnd"/>
+      <w:proofErr w:type="gramEnd"/>
+      <w:r>
+        <w:rPr>
+          <w:lang w:val="en-US"/>
+        </w:rPr>
+        <w:t>) {</w:t>
+      </w:r>
+    </w:p>
+    <w:p>
+      <w:pPr>
+        <w:pStyle w:val="af"/>
+        <w:rPr>
+          <w:lang w:val="en-US"/>
+        </w:rPr>
+      </w:pPr>
+      <w:r>
+        <w:rPr>
+          <w:lang w:val="en-US"/>
+        </w:rPr>
+        <w:t xml:space="preserve">            </w:t>
+      </w:r>
+      <w:proofErr w:type="spellStart"/>
+      <w:r>
+        <w:rPr>
+          <w:lang w:val="en-US"/>
+        </w:rPr>
+        <w:t>positiveMatrix.push</w:t>
+      </w:r>
+      <w:proofErr w:type="spellEnd"/>
+      <w:r>
+        <w:rPr>
+          <w:lang w:val="en-US"/>
+        </w:rPr>
+        <w:t>(matrix[</w:t>
+      </w:r>
+      <w:proofErr w:type="spellStart"/>
+      <w:r>
+        <w:rPr>
+          <w:lang w:val="en-US"/>
+        </w:rPr>
+        <w:t>i</w:t>
+      </w:r>
+      <w:proofErr w:type="spellEnd"/>
+      <w:r>
+        <w:rPr>
+          <w:lang w:val="en-US"/>
+        </w:rPr>
+        <w:t>]);</w:t>
+      </w:r>
+    </w:p>
+    <w:p>
+      <w:pPr>
+        <w:pStyle w:val="af"/>
+        <w:rPr>
+          <w:lang w:val="en-US"/>
+        </w:rPr>
+      </w:pPr>
+      <w:r>
+        <w:rPr>
+          <w:lang w:val="en-US"/>
+        </w:rPr>
+        <w:t>        }</w:t>
+      </w:r>
+    </w:p>
+    <w:p>
+      <w:pPr>
+        <w:pStyle w:val="af"/>
+        <w:rPr>
+          <w:lang w:val="en-US"/>
+        </w:rPr>
+      </w:pPr>
+      <w:r>
+        <w:rPr>
+          <w:lang w:val="en-US"/>
+        </w:rPr>
+        <w:t>    }</w:t>
+      </w:r>
+    </w:p>
+    <w:p>
+      <w:pPr>
+        <w:pStyle w:val="af"/>
+        <w:rPr>
+          <w:lang w:val="en-US"/>
+        </w:rPr>
+      </w:pPr>
+    </w:p>
+    <w:p>
+      <w:pPr>
+        <w:pStyle w:val="af"/>
+        <w:rPr>
+          <w:lang w:val="en-US"/>
+        </w:rPr>
+      </w:pPr>
+      <w:r>
+        <w:rPr>
+          <w:lang w:val="en-US"/>
+        </w:rPr>
+        <w:t xml:space="preserve">    return </w:t>
+      </w:r>
+      <w:proofErr w:type="spellStart"/>
+      <w:r>
+        <w:rPr>
+          <w:lang w:val="en-US"/>
+        </w:rPr>
+        <w:t>positiveMatrix</w:t>
+      </w:r>
+      <w:proofErr w:type="spellEnd"/>
+      <w:r>
+        <w:rPr>
+          <w:lang w:val="en-US"/>
+        </w:rPr>
+        <w:t>;</w:t>
+      </w:r>
+    </w:p>
+    <w:p>
+      <w:pPr>
+        <w:pStyle w:val="af"/>
+        <w:rPr>
+          <w:lang w:val="en-US"/>
+        </w:rPr>
+      </w:pPr>
+      <w:r>
+        <w:rPr>
+          <w:lang w:val="en-US"/>
+        </w:rPr>
+        <w:t>}</w:t>
+      </w:r>
+    </w:p>
+    <w:p>
+      <w:pPr>
+        <w:pStyle w:val="af"/>
+        <w:rPr>
+          <w:lang w:val="en-US"/>
+        </w:rPr>
+      </w:pPr>
+    </w:p>
+    <w:p>
+      <w:pPr>
+        <w:pStyle w:val="af"/>
+        <w:rPr>
+          <w:lang w:val="en-US"/>
+        </w:rPr>
+      </w:pPr>
+      <w:r>
+        <w:rPr>
+          <w:lang w:val="en-US"/>
+        </w:rPr>
+        <w:t xml:space="preserve">// </w:t>
+      </w:r>
+      <w:r>
+        <w:t>Двумерный</w:t>
+      </w:r>
+      <w:r>
+        <w:rPr>
+          <w:lang w:val="en-US"/>
+        </w:rPr>
+        <w:t xml:space="preserve"> </w:t>
+      </w:r>
+      <w:r>
+        <w:t>массив</w:t>
+      </w:r>
+      <w:r>
+        <w:rPr>
+          <w:lang w:val="en-US"/>
+        </w:rPr>
+        <w:t xml:space="preserve"> (</w:t>
+      </w:r>
+      <w:r>
+        <w:t>матрица</w:t>
+      </w:r>
+      <w:r>
+        <w:rPr>
+          <w:lang w:val="en-US"/>
+        </w:rPr>
+        <w:t xml:space="preserve"> 4x4 = 16 </w:t>
+      </w:r>
+      <w:r>
+        <w:t>элементов</w:t>
+      </w:r>
+      <w:r>
+        <w:rPr>
+          <w:lang w:val="en-US"/>
+        </w:rPr>
+        <w:t>)</w:t>
+      </w:r>
+    </w:p>
+    <w:p>
+      <w:pPr>
+        <w:pStyle w:val="af"/>
       </w:pPr>
       <w:proofErr w:type="spellStart"/>
       <w:r>
@@ -1205,586 +1652,93 @@
       </w:r>
       <w:proofErr w:type="spellEnd"/>
       <w:r>
-        <w:t xml:space="preserve"> = </w:t>
-      </w:r>
+        <w:t xml:space="preserve"> = [</w:t>
+      </w:r>
+    </w:p>
+    <w:p>
+      <w:pPr>
+        <w:pStyle w:val="af"/>
+      </w:pPr>
+      <w:r>
+        <w:t>    [33, 101, 69, 300],</w:t>
+      </w:r>
+    </w:p>
+    <w:p>
+      <w:pPr>
+        <w:pStyle w:val="af"/>
+      </w:pPr>
+      <w:r>
+        <w:t>    [911, -1, 993, 0],</w:t>
+      </w:r>
+    </w:p>
+    <w:p>
+      <w:pPr>
+        <w:pStyle w:val="af"/>
+      </w:pPr>
+      <w:r>
+        <w:t>    [66, 228, 2007, 555],</w:t>
+      </w:r>
+    </w:p>
+    <w:p>
+      <w:pPr>
+        <w:pStyle w:val="af"/>
+      </w:pPr>
+      <w:r>
+        <w:t>    [-13, 77, 1984, 404]</w:t>
+      </w:r>
+    </w:p>
+    <w:p>
+      <w:pPr>
+        <w:pStyle w:val="af"/>
+      </w:pPr>
+      <w:r>
+        <w:t>];</w:t>
+      </w:r>
+    </w:p>
+    <w:p>
+      <w:pPr>
+        <w:pStyle w:val="af"/>
+      </w:pPr>
+    </w:p>
+    <w:p>
+      <w:pPr>
+        <w:pStyle w:val="af"/>
+      </w:pPr>
+      <w:proofErr w:type="gramStart"/>
+      <w:r>
+        <w:t>console.log(</w:t>
+      </w:r>
+      <w:proofErr w:type="gramEnd"/>
+      <w:r>
+        <w:t>"Матрица без строк с отрицательными элементами:");</w:t>
+      </w:r>
+    </w:p>
+    <w:p>
+      <w:pPr>
+        <w:pStyle w:val="af"/>
+      </w:pPr>
+      <w:r>
+        <w:t>console.log(</w:t>
+      </w:r>
+      <w:proofErr w:type="spellStart"/>
       <w:r>
         <w:rPr>
           <w:b/>
           <w:bCs/>
         </w:rPr>
-        <w:t>[</w:t>
-      </w:r>
-    </w:p>
-    <w:p>
-      <w:pPr>
-        <w:pStyle w:val="af"/>
-      </w:pPr>
-      <w:r>
-        <w:t>    [33, 101, 69, 300],</w:t>
-      </w:r>
-    </w:p>
-    <w:p>
-      <w:pPr>
-        <w:pStyle w:val="af"/>
-      </w:pPr>
-      <w:r>
-        <w:t>    [911, -1, 993, 0],</w:t>
-      </w:r>
-    </w:p>
-    <w:p>
-      <w:pPr>
-        <w:pStyle w:val="af"/>
-      </w:pPr>
-      <w:r>
-        <w:t>    [66, 228, 2007, 555],</w:t>
-      </w:r>
-    </w:p>
-    <w:p>
-      <w:pPr>
-        <w:pStyle w:val="af"/>
-      </w:pPr>
-      <w:r>
-        <w:t>    [-13, 77, 1984, 404]</w:t>
-      </w:r>
-    </w:p>
-    <w:p>
-      <w:pPr>
-        <w:pStyle w:val="af"/>
-      </w:pPr>
-      <w:r>
-        <w:rPr>
-          <w:b/>
-          <w:bCs/>
-        </w:rPr>
-        <w:t>]</w:t>
-      </w:r>
-      <w:r>
-        <w:t>;</w:t>
-      </w:r>
-    </w:p>
-    <w:p>
-      <w:pPr>
-        <w:pStyle w:val="af"/>
-      </w:pPr>
-    </w:p>
-    <w:p>
-      <w:pPr>
-        <w:pStyle w:val="af"/>
-      </w:pPr>
-      <w:r>
-        <w:t>// Удаление из матрицы строк с отрицательными элементами</w:t>
-      </w:r>
-    </w:p>
-    <w:p>
-      <w:pPr>
-        <w:pStyle w:val="af"/>
-        <w:rPr>
-          <w:lang w:val="en-US"/>
-        </w:rPr>
-      </w:pPr>
-      <w:r>
-        <w:rPr>
-          <w:lang w:val="en-US"/>
-        </w:rPr>
-        <w:t xml:space="preserve">let </w:t>
+        <w:t>filterPositiveRows</w:t>
+      </w:r>
+      <w:proofErr w:type="spellEnd"/>
+      <w:r>
+        <w:t>(</w:t>
       </w:r>
       <w:proofErr w:type="spellStart"/>
       <w:r>
-        <w:rPr>
-          <w:lang w:val="en-US"/>
-        </w:rPr>
-        <w:t>positiveMatrix</w:t>
+        <w:t>matrix</w:t>
       </w:r>
       <w:proofErr w:type="spellEnd"/>
       <w:r>
-        <w:rPr>
-          <w:lang w:val="en-US"/>
-        </w:rPr>
-        <w:t xml:space="preserve"> = [];</w:t>
-      </w:r>
-    </w:p>
-    <w:p>
-      <w:pPr>
-        <w:pStyle w:val="af"/>
-        <w:rPr>
-          <w:lang w:val="en-US"/>
-        </w:rPr>
-      </w:pPr>
-      <w:r>
-        <w:rPr>
-          <w:b/>
-          <w:bCs/>
-          <w:lang w:val="en-US"/>
-        </w:rPr>
-        <w:t>for</w:t>
-      </w:r>
-      <w:r>
-        <w:rPr>
-          <w:lang w:val="en-US"/>
-        </w:rPr>
-        <w:t xml:space="preserve"> (let </w:t>
-      </w:r>
-      <w:proofErr w:type="spellStart"/>
-      <w:r>
-        <w:rPr>
-          <w:lang w:val="en-US"/>
-        </w:rPr>
-        <w:t>i</w:t>
-      </w:r>
-      <w:proofErr w:type="spellEnd"/>
-      <w:r>
-        <w:rPr>
-          <w:lang w:val="en-US"/>
-        </w:rPr>
-        <w:t xml:space="preserve"> = 0; </w:t>
-      </w:r>
-      <w:proofErr w:type="spellStart"/>
-      <w:r>
-        <w:rPr>
-          <w:lang w:val="en-US"/>
-        </w:rPr>
-        <w:t>i</w:t>
-      </w:r>
-      <w:proofErr w:type="spellEnd"/>
-      <w:r>
-        <w:rPr>
-          <w:lang w:val="en-US"/>
-        </w:rPr>
-        <w:t xml:space="preserve"> &lt; </w:t>
-      </w:r>
-      <w:proofErr w:type="spellStart"/>
-      <w:proofErr w:type="gramStart"/>
-      <w:r>
-        <w:rPr>
-          <w:lang w:val="en-US"/>
-        </w:rPr>
-        <w:t>matrix.length</w:t>
-      </w:r>
-      <w:proofErr w:type="spellEnd"/>
-      <w:proofErr w:type="gramEnd"/>
-      <w:r>
-        <w:rPr>
-          <w:lang w:val="en-US"/>
-        </w:rPr>
-        <w:t xml:space="preserve">; </w:t>
-      </w:r>
-      <w:proofErr w:type="spellStart"/>
-      <w:r>
-        <w:rPr>
-          <w:lang w:val="en-US"/>
-        </w:rPr>
-        <w:t>i</w:t>
-      </w:r>
-      <w:proofErr w:type="spellEnd"/>
-      <w:r>
-        <w:rPr>
-          <w:lang w:val="en-US"/>
-        </w:rPr>
-        <w:t xml:space="preserve">++) </w:t>
-      </w:r>
-      <w:proofErr w:type="gramStart"/>
-      <w:r>
-        <w:rPr>
-          <w:lang w:val="en-US"/>
-        </w:rPr>
-        <w:t>{  </w:t>
-      </w:r>
-      <w:proofErr w:type="gramEnd"/>
-      <w:r>
-        <w:rPr>
-          <w:lang w:val="en-US"/>
-        </w:rPr>
-        <w:t xml:space="preserve"> // </w:t>
-      </w:r>
-      <w:r>
-        <w:t>обход</w:t>
-      </w:r>
-      <w:r>
-        <w:rPr>
-          <w:lang w:val="en-US"/>
-        </w:rPr>
-        <w:t xml:space="preserve"> </w:t>
-      </w:r>
-      <w:r>
-        <w:t>строк</w:t>
-      </w:r>
-    </w:p>
-    <w:p>
-      <w:pPr>
-        <w:pStyle w:val="af"/>
-        <w:rPr>
-          <w:lang w:val="en-US"/>
-        </w:rPr>
-      </w:pPr>
-      <w:r>
-        <w:rPr>
-          <w:lang w:val="en-US"/>
-        </w:rPr>
-        <w:t xml:space="preserve">    let </w:t>
-      </w:r>
-      <w:proofErr w:type="spellStart"/>
-      <w:r>
-        <w:rPr>
-          <w:lang w:val="en-US"/>
-        </w:rPr>
-        <w:t>hasNegative</w:t>
-      </w:r>
-      <w:proofErr w:type="spellEnd"/>
-      <w:r>
-        <w:rPr>
-          <w:lang w:val="en-US"/>
-        </w:rPr>
-        <w:t xml:space="preserve"> = false;</w:t>
-      </w:r>
-    </w:p>
-    <w:p>
-      <w:pPr>
-        <w:pStyle w:val="af"/>
-        <w:rPr>
-          <w:lang w:val="en-US"/>
-        </w:rPr>
-      </w:pPr>
-      <w:r>
-        <w:rPr>
-          <w:lang w:val="en-US"/>
-        </w:rPr>
-        <w:lastRenderedPageBreak/>
-        <w:t xml:space="preserve">    </w:t>
-      </w:r>
-      <w:r>
-        <w:rPr>
-          <w:b/>
-          <w:bCs/>
-          <w:lang w:val="en-US"/>
-        </w:rPr>
-        <w:t>for</w:t>
-      </w:r>
-      <w:r>
-        <w:rPr>
-          <w:lang w:val="en-US"/>
-        </w:rPr>
-        <w:t xml:space="preserve"> (let j = 0; j &lt; matrix[</w:t>
-      </w:r>
-      <w:proofErr w:type="spellStart"/>
-      <w:r>
-        <w:rPr>
-          <w:lang w:val="en-US"/>
-        </w:rPr>
-        <w:t>i</w:t>
-      </w:r>
-      <w:proofErr w:type="spellEnd"/>
-      <w:proofErr w:type="gramStart"/>
-      <w:r>
-        <w:rPr>
-          <w:lang w:val="en-US"/>
-        </w:rPr>
-        <w:t>].length</w:t>
-      </w:r>
-      <w:proofErr w:type="gramEnd"/>
-      <w:r>
-        <w:rPr>
-          <w:lang w:val="en-US"/>
-        </w:rPr>
-        <w:t xml:space="preserve">; </w:t>
-      </w:r>
-      <w:proofErr w:type="spellStart"/>
-      <w:r>
-        <w:rPr>
-          <w:lang w:val="en-US"/>
-        </w:rPr>
-        <w:t>j++</w:t>
-      </w:r>
-      <w:proofErr w:type="spellEnd"/>
-      <w:r>
-        <w:rPr>
-          <w:lang w:val="en-US"/>
-        </w:rPr>
-        <w:t xml:space="preserve">) </w:t>
-      </w:r>
-      <w:proofErr w:type="gramStart"/>
-      <w:r>
-        <w:rPr>
-          <w:lang w:val="en-US"/>
-        </w:rPr>
-        <w:t>{  </w:t>
-      </w:r>
-      <w:proofErr w:type="gramEnd"/>
-      <w:r>
-        <w:rPr>
-          <w:lang w:val="en-US"/>
-        </w:rPr>
-        <w:t xml:space="preserve">  // </w:t>
-      </w:r>
-      <w:r>
-        <w:t>обход</w:t>
-      </w:r>
-      <w:r>
-        <w:rPr>
-          <w:lang w:val="en-US"/>
-        </w:rPr>
-        <w:t xml:space="preserve"> </w:t>
-      </w:r>
-      <w:r>
-        <w:t>элементов</w:t>
-      </w:r>
-      <w:r>
-        <w:rPr>
-          <w:lang w:val="en-US"/>
-        </w:rPr>
-        <w:t xml:space="preserve"> </w:t>
-      </w:r>
-      <w:r>
-        <w:t>строки</w:t>
-      </w:r>
-    </w:p>
-    <w:p>
-      <w:pPr>
-        <w:pStyle w:val="af"/>
-        <w:rPr>
-          <w:lang w:val="en-US"/>
-        </w:rPr>
-      </w:pPr>
-      <w:r>
-        <w:rPr>
-          <w:lang w:val="en-US"/>
-        </w:rPr>
-        <w:t>        if (matrix[</w:t>
-      </w:r>
-      <w:proofErr w:type="spellStart"/>
-      <w:r>
-        <w:rPr>
-          <w:lang w:val="en-US"/>
-        </w:rPr>
-        <w:t>i</w:t>
-      </w:r>
-      <w:proofErr w:type="spellEnd"/>
-      <w:r>
-        <w:rPr>
-          <w:lang w:val="en-US"/>
-        </w:rPr>
-        <w:t>][j] &lt; 0) {</w:t>
-      </w:r>
-    </w:p>
-    <w:p>
-      <w:pPr>
-        <w:pStyle w:val="af"/>
-        <w:rPr>
-          <w:lang w:val="en-US"/>
-        </w:rPr>
-      </w:pPr>
-      <w:r>
-        <w:rPr>
-          <w:lang w:val="en-US"/>
-        </w:rPr>
-        <w:t xml:space="preserve">            </w:t>
-      </w:r>
-      <w:proofErr w:type="spellStart"/>
-      <w:r>
-        <w:rPr>
-          <w:lang w:val="en-US"/>
-        </w:rPr>
-        <w:t>hasNegative</w:t>
-      </w:r>
-      <w:proofErr w:type="spellEnd"/>
-      <w:r>
-        <w:rPr>
-          <w:lang w:val="en-US"/>
-        </w:rPr>
-        <w:t xml:space="preserve"> = true;</w:t>
-      </w:r>
-    </w:p>
-    <w:p>
-      <w:pPr>
-        <w:pStyle w:val="af"/>
-        <w:rPr>
-          <w:lang w:val="en-US"/>
-        </w:rPr>
-      </w:pPr>
-      <w:r>
-        <w:rPr>
-          <w:lang w:val="en-US"/>
-        </w:rPr>
-        <w:t>            break;</w:t>
-      </w:r>
-    </w:p>
-    <w:p>
-      <w:pPr>
-        <w:pStyle w:val="af"/>
-        <w:rPr>
-          <w:lang w:val="en-US"/>
-        </w:rPr>
-      </w:pPr>
-      <w:r>
-        <w:rPr>
-          <w:lang w:val="en-US"/>
-        </w:rPr>
-        <w:t>        }</w:t>
-      </w:r>
-    </w:p>
-    <w:p>
-      <w:pPr>
-        <w:pStyle w:val="af"/>
-        <w:rPr>
-          <w:lang w:val="en-US"/>
-        </w:rPr>
-      </w:pPr>
-      <w:r>
-        <w:rPr>
-          <w:lang w:val="en-US"/>
-        </w:rPr>
-        <w:t>    }</w:t>
-      </w:r>
-    </w:p>
-    <w:p>
-      <w:pPr>
-        <w:pStyle w:val="af"/>
-        <w:rPr>
-          <w:lang w:val="en-US"/>
-        </w:rPr>
-      </w:pPr>
-      <w:r>
-        <w:rPr>
-          <w:lang w:val="en-US"/>
-        </w:rPr>
-        <w:t xml:space="preserve">    if </w:t>
-      </w:r>
-      <w:proofErr w:type="gramStart"/>
-      <w:r>
-        <w:rPr>
-          <w:lang w:val="en-US"/>
-        </w:rPr>
-        <w:t>(!</w:t>
-      </w:r>
-      <w:proofErr w:type="spellStart"/>
-      <w:r>
-        <w:rPr>
-          <w:lang w:val="en-US"/>
-        </w:rPr>
-        <w:t>hasNegative</w:t>
-      </w:r>
-      <w:proofErr w:type="spellEnd"/>
-      <w:proofErr w:type="gramEnd"/>
-      <w:r>
-        <w:rPr>
-          <w:lang w:val="en-US"/>
-        </w:rPr>
-        <w:t>) {</w:t>
-      </w:r>
-    </w:p>
-    <w:p>
-      <w:pPr>
-        <w:pStyle w:val="af"/>
-        <w:rPr>
-          <w:lang w:val="en-US"/>
-        </w:rPr>
-      </w:pPr>
-      <w:r>
-        <w:rPr>
-          <w:lang w:val="en-US"/>
-        </w:rPr>
-        <w:t xml:space="preserve">        </w:t>
-      </w:r>
-      <w:proofErr w:type="spellStart"/>
-      <w:r>
-        <w:rPr>
-          <w:lang w:val="en-US"/>
-        </w:rPr>
-        <w:t>positiveMatrix.push</w:t>
-      </w:r>
-      <w:proofErr w:type="spellEnd"/>
-      <w:r>
-        <w:rPr>
-          <w:lang w:val="en-US"/>
-        </w:rPr>
-        <w:t>(matrix[</w:t>
-      </w:r>
-      <w:proofErr w:type="spellStart"/>
-      <w:r>
-        <w:rPr>
-          <w:lang w:val="en-US"/>
-        </w:rPr>
-        <w:t>i</w:t>
-      </w:r>
-      <w:proofErr w:type="spellEnd"/>
-      <w:r>
-        <w:rPr>
-          <w:lang w:val="en-US"/>
-        </w:rPr>
-        <w:t>]);</w:t>
-      </w:r>
-    </w:p>
-    <w:p>
-      <w:pPr>
-        <w:pStyle w:val="af"/>
-      </w:pPr>
-      <w:r>
-        <w:rPr>
-          <w:lang w:val="en-US"/>
-        </w:rPr>
-        <w:t xml:space="preserve">    </w:t>
-      </w:r>
-      <w:r>
-        <w:t>}</w:t>
-      </w:r>
-    </w:p>
-    <w:p>
-      <w:pPr>
-        <w:pStyle w:val="af"/>
-      </w:pPr>
-      <w:r>
-        <w:t>}</w:t>
-      </w:r>
-    </w:p>
-    <w:p>
-      <w:pPr>
-        <w:pStyle w:val="af"/>
-      </w:pPr>
-    </w:p>
-    <w:p>
-      <w:pPr>
-        <w:pStyle w:val="af"/>
-      </w:pPr>
-      <w:proofErr w:type="gramStart"/>
-      <w:r>
-        <w:t>console.log(</w:t>
-      </w:r>
-      <w:proofErr w:type="gramEnd"/>
-      <w:r>
-        <w:t>"Матрица без строк с отрицательными элементами:");</w:t>
-      </w:r>
-    </w:p>
-    <w:p>
-      <w:pPr>
-        <w:pStyle w:val="af"/>
-      </w:pPr>
-      <w:r>
-        <w:rPr>
-          <w:lang w:val="en-US"/>
-        </w:rPr>
-        <w:t>console</w:t>
-      </w:r>
-      <w:r>
-        <w:t>.</w:t>
-      </w:r>
-      <w:r>
-        <w:rPr>
-          <w:lang w:val="en-US"/>
-        </w:rPr>
-        <w:t>log</w:t>
-      </w:r>
-      <w:r>
-        <w:t>(</w:t>
-      </w:r>
-      <w:proofErr w:type="spellStart"/>
-      <w:r>
-        <w:rPr>
-          <w:lang w:val="en-US"/>
-        </w:rPr>
-        <w:t>positiveMatrix</w:t>
-      </w:r>
-      <w:proofErr w:type="spellEnd"/>
-      <w:r>
-        <w:t>);</w:t>
+        <w:t>));</w:t>
       </w:r>
     </w:p>
     <w:p/>
@@ -1869,14 +1823,9 @@
       <w:r>
         <w:t xml:space="preserve"> вариант </w:t>
       </w:r>
-      <w:proofErr w:type="gramStart"/>
-      <w:r>
-        <w:t>исходной  матриц</w:t>
-      </w:r>
-      <w:r>
-        <w:t>ы</w:t>
-      </w:r>
-      <w:proofErr w:type="gramEnd"/>
+      <w:r>
+        <w:t>исходной матрицы</w:t>
+      </w:r>
       <w:r>
         <w:t xml:space="preserve"> без строк с отрицательными элементами (рисунок 4.2).</w:t>
       </w:r>
@@ -1892,8 +1841,8 @@
           <w:noProof/>
         </w:rPr>
         <w:drawing>
-          <wp:inline distT="0" distB="0" distL="0" distR="0" wp14:anchorId="4F3F6B9E" wp14:editId="31A64F4A">
-            <wp:extent cx="4705350" cy="2017121"/>
+          <wp:inline distT="0" distB="0" distL="0" distR="0" wp14:anchorId="4F3F6B9E" wp14:editId="26B271D1">
+            <wp:extent cx="4947435" cy="2120900"/>
             <wp:effectExtent l="0" t="0" r="0" b="0"/>
             <wp:docPr id="1684156017" name="Рисунок 1"/>
             <wp:cNvGraphicFramePr>
@@ -1915,7 +1864,7 @@
                   <pic:spPr>
                     <a:xfrm>
                       <a:off x="0" y="0"/>
-                      <a:ext cx="4717468" cy="2022316"/>
+                      <a:ext cx="4966095" cy="2128899"/>
                     </a:xfrm>
                     <a:prstGeom prst="rect">
                       <a:avLst/>
@@ -1941,7 +1890,16 @@
       </w:r>
     </w:p>
     <w:p/>
-    <w:p/>
+    <w:p>
+      <w:pPr>
+        <w:spacing w:after="200" w:line="276" w:lineRule="auto"/>
+        <w:ind w:firstLine="0"/>
+        <w:jc w:val="left"/>
+      </w:pPr>
+      <w:r>
+        <w:br w:type="page"/>
+      </w:r>
+    </w:p>
     <w:p>
       <w:pPr>
         <w:pStyle w:val="1"/>
@@ -1952,6 +1910,7 @@
         <w:ind w:left="0" w:firstLine="360"/>
       </w:pPr>
       <w:r>
+        <w:lastRenderedPageBreak/>
         <w:t>ВЫВОД</w:t>
       </w:r>
     </w:p>
@@ -1964,11 +1923,11 @@
       <w:r>
         <w:t>В ходе работы были рассмотрены различные парадигмы программирования, отдельно исследовано императивное программирование: его ключевые свойства, подвиды, отличия от декларативного.</w:t>
       </w:r>
-    </w:p>
-    <w:p>
-      <w:r>
-        <w:lastRenderedPageBreak/>
-        <w:t xml:space="preserve">Императивный подход к программам был применён на практике при написании кода на языке </w:t>
+      <w:r>
+        <w:t xml:space="preserve"> Подход</w:t>
+      </w:r>
+      <w:r>
+        <w:t xml:space="preserve"> был применён на практике при написании кода на языке </w:t>
       </w:r>
       <w:r>
         <w:rPr>
@@ -1977,22 +1936,17 @@
         <w:t>JavaScript</w:t>
       </w:r>
       <w:r>
-        <w:t xml:space="preserve">. </w:t>
-      </w:r>
-      <w:r>
-        <w:t xml:space="preserve">Полученные программы выполняют простейшие операции с базовыми управляющими структурами </w:t>
-      </w:r>
-      <w:r>
-        <w:rPr>
-          <w:lang w:val="en-US"/>
-        </w:rPr>
-        <w:t>JS</w:t>
-      </w:r>
-      <w:r>
-        <w:t xml:space="preserve">: </w:t>
-      </w:r>
-      <w:r>
-        <w:t>одномерными и двумерными массивами, циклами, последовательностями и ветвлениями.</w:t>
+        <w:t>.</w:t>
+      </w:r>
+    </w:p>
+    <w:p>
+      <w:r>
+        <w:t>Императивный подход – базовая составляющая программирования, мощный инструмент описания действий для решения неочевидной задачи. Заключается в том, что код буквально описывает каждый шаг программы, что делает императивные программы понятными при чтении сторонним разработчиком.</w:t>
+      </w:r>
+    </w:p>
+    <w:p>
+      <w:r>
+        <w:t>Минус такого подхода – при возрастании и усложнении проекта код может оказаться излишне громоздким, трудным для понимания. Императивное программирование хорошо как способ написания отдельных операций и модулей, но не как основа целого проекта.</w:t>
       </w:r>
     </w:p>
     <w:sectPr>

--- a/2 семестр/РОССИЯ/ЛР 1/ППиМИИ ЛР 1.docx
+++ b/2 семестр/РОССИЯ/ЛР 1/ППиМИИ ЛР 1.docx
@@ -5313,6 +5313,7 @@
   <w:style w:type="character" w:default="1" w:styleId="a0">
     <w:name w:val="Default Paragraph Font"/>
     <w:uiPriority w:val="1"/>
+    <w:semiHidden/>
     <w:unhideWhenUsed/>
   </w:style>
   <w:style w:type="table" w:default="1" w:styleId="a1">
